--- a/Наладчик контрольно-измерительных приборов и автоматики/профессиональной подготовки 14919 Наладчик контрольно-измерительных приборов и автоматики/Лекции МДК 01.01  09 Технология проведения испытаний КИПиА.docx
+++ b/Наладчик контрольно-измерительных приборов и автоматики/профессиональной подготовки 14919 Наладчик контрольно-измерительных приборов и автоматики/Лекции МДК 01.01  09 Технология проведения испытаний КИПиА.docx
@@ -230,21 +230,6 @@
           <w:rFonts w:ascii="Times New Roman" w:hAnsi="Times New Roman" w:cs="Times New Roman"/>
         </w:rPr>
         <w:t>Стендовые испытания исполнительных механизмов включают проверку хода штока, времени полного хода, развиваемого усилия, работу концевых выключателей и муфты предельного момента. Для электроприводов дополнительно проверяется ток холостого хода и ток при номинальной нагрузке.</w:t>
-      </w:r>
-    </w:p>
-    <w:p>
-      <w:pPr>
-        <w:spacing w:line="360" w:lineRule="auto" w:before="240" w:after="80"/>
-        <w:jc w:val="left"/>
-      </w:pPr>
-      <w:r>
-        <w:rPr>
-          <w:rFonts w:ascii="Times New Roman" w:hAnsi="Times New Roman"/>
-          <w:b/>
-          <w:sz w:val="28"/>
-          <w:rFonts w:ascii="Times New Roman" w:hAnsi="Times New Roman" w:cs="Times New Roman"/>
-        </w:rPr>
-        <w:t>Вопросы для повторения (Лекция 1):</w:t>
       </w:r>
     </w:p>
     <w:p>
@@ -499,7 +484,40 @@
           <w:sz w:val="28"/>
           <w:rFonts w:ascii="Times New Roman" w:hAnsi="Times New Roman" w:cs="Times New Roman"/>
         </w:rPr>
-        <w:t>Натурные испытания систем автоматического регулирования заключаются в наблюдении за работой замкнутого контура регулирования при реальных возмущениях и нанесении тестовых воздействий. Оцениваются качество регулирования, время переходного процесса, перерегулирование и наличие автоколебаний. При необходимости корректируются настройки регулятора.</w:t>
+      </w:r>
+      <w:r>
+        <w:drawing>
+          <wp:inline xmlns:a="http://schemas.openxmlformats.org/drawingml/2006/main" xmlns:pic="http://schemas.openxmlformats.org/drawingml/2006/picture">
+            <wp:extent cx="5029200" cy="2980895"/>
+            <wp:docPr id="1" name="Picture 1"/>
+            <wp:cNvGraphicFramePr>
+              <a:graphicFrameLocks noChangeAspect="1"/>
+            </wp:cNvGraphicFramePr>
+            <a:graphic>
+              <a:graphicData uri="http://schemas.openxmlformats.org/drawingml/2006/picture">
+                <pic:pic>
+                  <pic:nvPicPr>
+                    <pic:cNvPr id="0" name="diagram_09.png"/>
+                    <pic:cNvPicPr/>
+                  </pic:nvPicPr>
+                  <pic:blipFill>
+                    <a:blip r:embed="rId9"/>
+                    <a:stretch>
+                      <a:fillRect/>
+                    </a:stretch>
+                  </pic:blipFill>
+                  <pic:spPr>
+                    <a:xfrm>
+                      <a:off x="0" y="0"/>
+                      <a:ext cx="5029200" cy="2980895"/>
+                    </a:xfrm>
+                    <a:prstGeom prst="rect"/>
+                  </pic:spPr>
+                </pic:pic>
+              </a:graphicData>
+            </a:graphic>
+          </wp:inline>
+        </w:drawing>
       </w:r>
     </w:p>
     <w:p>
@@ -892,6 +910,949 @@
         <w:t>5. При каких возмущениях проверяется работа САР после настройки?</w:t>
       </w:r>
     </w:p>
+    <w:tbl>
+      <w:tblPr>
+        <w:tblStyle w:val="TableGrid"/>
+        <w:tblW w:type="auto" w:w="0"/>
+        <w:jc w:val="center"/>
+        <w:tblLook w:firstColumn="1" w:firstRow="1" w:lastColumn="0" w:lastRow="0" w:noHBand="0" w:noVBand="1" w:val="04A0"/>
+      </w:tblPr>
+      <w:tblGrid>
+        <w:gridCol w:w="2339"/>
+        <w:gridCol w:w="2339"/>
+        <w:gridCol w:w="2339"/>
+        <w:gridCol w:w="2339"/>
+      </w:tblGrid>
+      <w:tr>
+        <w:tc>
+          <w:tcPr>
+            <w:tcW w:type="dxa" w:w="2339"/>
+            <w:shd w:fill="4472C4" w:val="clear"/>
+          </w:tcPr>
+          <w:p>
+            <w:pPr>
+              <w:jc w:val="center"/>
+            </w:pPr>
+            <w:r/>
+            <w:r>
+              <w:rPr>
+                <w:b/>
+                <w:color w:val="FFFFFF"/>
+                <w:sz w:val="18"/>
+              </w:rPr>
+              <w:t>Вид испытаний</w:t>
+            </w:r>
+          </w:p>
+        </w:tc>
+        <w:tc>
+          <w:tcPr>
+            <w:tcW w:type="dxa" w:w="2339"/>
+            <w:shd w:fill="4472C4" w:val="clear"/>
+          </w:tcPr>
+          <w:p>
+            <w:pPr>
+              <w:jc w:val="center"/>
+            </w:pPr>
+            <w:r/>
+            <w:r>
+              <w:rPr>
+                <w:b/>
+                <w:color w:val="FFFFFF"/>
+                <w:sz w:val="18"/>
+              </w:rPr>
+              <w:t>Цель</w:t>
+            </w:r>
+          </w:p>
+        </w:tc>
+        <w:tc>
+          <w:tcPr>
+            <w:tcW w:type="dxa" w:w="2339"/>
+            <w:shd w:fill="4472C4" w:val="clear"/>
+          </w:tcPr>
+          <w:p>
+            <w:pPr>
+              <w:jc w:val="center"/>
+            </w:pPr>
+            <w:r/>
+            <w:r>
+              <w:rPr>
+                <w:b/>
+                <w:color w:val="FFFFFF"/>
+                <w:sz w:val="18"/>
+              </w:rPr>
+              <w:t>Методика</w:t>
+            </w:r>
+          </w:p>
+        </w:tc>
+        <w:tc>
+          <w:tcPr>
+            <w:tcW w:type="dxa" w:w="2339"/>
+            <w:shd w:fill="4472C4" w:val="clear"/>
+          </w:tcPr>
+          <w:p>
+            <w:pPr>
+              <w:jc w:val="center"/>
+            </w:pPr>
+            <w:r/>
+            <w:r>
+              <w:rPr>
+                <w:b/>
+                <w:color w:val="FFFFFF"/>
+                <w:sz w:val="18"/>
+              </w:rPr>
+              <w:t>Документация</w:t>
+            </w:r>
+          </w:p>
+        </w:tc>
+      </w:tr>
+      <w:tr>
+        <w:tc>
+          <w:tcPr>
+            <w:tcW w:type="dxa" w:w="2339"/>
+            <w:shd w:fill="D9E2F3" w:val="clear"/>
+          </w:tcPr>
+          <w:p>
+            <w:pPr>
+              <w:jc w:val="left"/>
+            </w:pPr>
+            <w:r/>
+            <w:r>
+              <w:rPr>
+                <w:sz w:val="18"/>
+              </w:rPr>
+              <w:t>Предварительные</w:t>
+            </w:r>
+          </w:p>
+        </w:tc>
+        <w:tc>
+          <w:tcPr>
+            <w:tcW w:type="dxa" w:w="2339"/>
+            <w:shd w:fill="D9E2F3" w:val="clear"/>
+          </w:tcPr>
+          <w:p>
+            <w:pPr>
+              <w:jc w:val="left"/>
+            </w:pPr>
+            <w:r/>
+            <w:r>
+              <w:rPr>
+                <w:sz w:val="18"/>
+              </w:rPr>
+              <w:t>Выявление грубых дефектов монтажа</w:t>
+            </w:r>
+          </w:p>
+        </w:tc>
+        <w:tc>
+          <w:tcPr>
+            <w:tcW w:type="dxa" w:w="2339"/>
+            <w:shd w:fill="D9E2F3" w:val="clear"/>
+          </w:tcPr>
+          <w:p>
+            <w:pPr>
+              <w:jc w:val="left"/>
+            </w:pPr>
+            <w:r/>
+            <w:r>
+              <w:rPr>
+                <w:sz w:val="18"/>
+              </w:rPr>
+              <w:t>Визуальный осмотр + прозвонка</w:t>
+            </w:r>
+          </w:p>
+        </w:tc>
+        <w:tc>
+          <w:tcPr>
+            <w:tcW w:type="dxa" w:w="2339"/>
+            <w:shd w:fill="D9E2F3" w:val="clear"/>
+          </w:tcPr>
+          <w:p>
+            <w:pPr>
+              <w:jc w:val="left"/>
+            </w:pPr>
+            <w:r/>
+            <w:r>
+              <w:rPr>
+                <w:sz w:val="18"/>
+              </w:rPr>
+              <w:t>Журнал наладки</w:t>
+            </w:r>
+          </w:p>
+        </w:tc>
+      </w:tr>
+      <w:tr>
+        <w:tc>
+          <w:tcPr>
+            <w:tcW w:type="dxa" w:w="2339"/>
+          </w:tcPr>
+          <w:p>
+            <w:pPr>
+              <w:jc w:val="left"/>
+            </w:pPr>
+            <w:r/>
+            <w:r>
+              <w:rPr>
+                <w:sz w:val="18"/>
+              </w:rPr>
+              <w:t>Приёмо-сдаточные</w:t>
+            </w:r>
+          </w:p>
+        </w:tc>
+        <w:tc>
+          <w:tcPr>
+            <w:tcW w:type="dxa" w:w="2339"/>
+          </w:tcPr>
+          <w:p>
+            <w:pPr>
+              <w:jc w:val="left"/>
+            </w:pPr>
+            <w:r/>
+            <w:r>
+              <w:rPr>
+                <w:sz w:val="18"/>
+              </w:rPr>
+              <w:t>Подтверждение соответствия проекту</w:t>
+            </w:r>
+          </w:p>
+        </w:tc>
+        <w:tc>
+          <w:tcPr>
+            <w:tcW w:type="dxa" w:w="2339"/>
+          </w:tcPr>
+          <w:p>
+            <w:pPr>
+              <w:jc w:val="left"/>
+            </w:pPr>
+            <w:r/>
+            <w:r>
+              <w:rPr>
+                <w:sz w:val="18"/>
+              </w:rPr>
+              <w:t>Индивидуальные испытания приборов</w:t>
+            </w:r>
+          </w:p>
+        </w:tc>
+        <w:tc>
+          <w:tcPr>
+            <w:tcW w:type="dxa" w:w="2339"/>
+          </w:tcPr>
+          <w:p>
+            <w:pPr>
+              <w:jc w:val="left"/>
+            </w:pPr>
+            <w:r/>
+            <w:r>
+              <w:rPr>
+                <w:sz w:val="18"/>
+              </w:rPr>
+              <w:t>Протоколы испытаний</w:t>
+            </w:r>
+          </w:p>
+        </w:tc>
+      </w:tr>
+      <w:tr>
+        <w:tc>
+          <w:tcPr>
+            <w:tcW w:type="dxa" w:w="2339"/>
+            <w:shd w:fill="D9E2F3" w:val="clear"/>
+          </w:tcPr>
+          <w:p>
+            <w:pPr>
+              <w:jc w:val="left"/>
+            </w:pPr>
+            <w:r/>
+            <w:r>
+              <w:rPr>
+                <w:sz w:val="18"/>
+              </w:rPr>
+              <w:t>Периодические</w:t>
+            </w:r>
+          </w:p>
+        </w:tc>
+        <w:tc>
+          <w:tcPr>
+            <w:tcW w:type="dxa" w:w="2339"/>
+            <w:shd w:fill="D9E2F3" w:val="clear"/>
+          </w:tcPr>
+          <w:p>
+            <w:pPr>
+              <w:jc w:val="left"/>
+            </w:pPr>
+            <w:r/>
+            <w:r>
+              <w:rPr>
+                <w:sz w:val="18"/>
+              </w:rPr>
+              <w:t>Контроль стабильности параметров</w:t>
+            </w:r>
+          </w:p>
+        </w:tc>
+        <w:tc>
+          <w:tcPr>
+            <w:tcW w:type="dxa" w:w="2339"/>
+            <w:shd w:fill="D9E2F3" w:val="clear"/>
+          </w:tcPr>
+          <w:p>
+            <w:pPr>
+              <w:jc w:val="left"/>
+            </w:pPr>
+            <w:r/>
+            <w:r>
+              <w:rPr>
+                <w:sz w:val="18"/>
+              </w:rPr>
+              <w:t>Поверка, калибровка</w:t>
+            </w:r>
+          </w:p>
+        </w:tc>
+        <w:tc>
+          <w:tcPr>
+            <w:tcW w:type="dxa" w:w="2339"/>
+            <w:shd w:fill="D9E2F3" w:val="clear"/>
+          </w:tcPr>
+          <w:p>
+            <w:pPr>
+              <w:jc w:val="left"/>
+            </w:pPr>
+            <w:r/>
+            <w:r>
+              <w:rPr>
+                <w:sz w:val="18"/>
+              </w:rPr>
+              <w:t>Свидетельство о поверке</w:t>
+            </w:r>
+          </w:p>
+        </w:tc>
+      </w:tr>
+      <w:tr>
+        <w:tc>
+          <w:tcPr>
+            <w:tcW w:type="dxa" w:w="2339"/>
+          </w:tcPr>
+          <w:p>
+            <w:pPr>
+              <w:jc w:val="left"/>
+            </w:pPr>
+            <w:r/>
+            <w:r>
+              <w:rPr>
+                <w:sz w:val="18"/>
+              </w:rPr>
+              <w:t>Типовые</w:t>
+            </w:r>
+          </w:p>
+        </w:tc>
+        <w:tc>
+          <w:tcPr>
+            <w:tcW w:type="dxa" w:w="2339"/>
+          </w:tcPr>
+          <w:p>
+            <w:pPr>
+              <w:jc w:val="left"/>
+            </w:pPr>
+            <w:r/>
+            <w:r>
+              <w:rPr>
+                <w:sz w:val="18"/>
+              </w:rPr>
+              <w:t>Проверка при изменении конструкции</w:t>
+            </w:r>
+          </w:p>
+        </w:tc>
+        <w:tc>
+          <w:tcPr>
+            <w:tcW w:type="dxa" w:w="2339"/>
+          </w:tcPr>
+          <w:p>
+            <w:pPr>
+              <w:jc w:val="left"/>
+            </w:pPr>
+            <w:r/>
+            <w:r>
+              <w:rPr>
+                <w:sz w:val="18"/>
+              </w:rPr>
+              <w:t>Полный цикл испытаний</w:t>
+            </w:r>
+          </w:p>
+        </w:tc>
+        <w:tc>
+          <w:tcPr>
+            <w:tcW w:type="dxa" w:w="2339"/>
+          </w:tcPr>
+          <w:p>
+            <w:pPr>
+              <w:jc w:val="left"/>
+            </w:pPr>
+            <w:r/>
+            <w:r>
+              <w:rPr>
+                <w:sz w:val="18"/>
+              </w:rPr>
+              <w:t>Акт типовых испытаний</w:t>
+            </w:r>
+          </w:p>
+        </w:tc>
+      </w:tr>
+      <w:tr>
+        <w:tc>
+          <w:tcPr>
+            <w:tcW w:type="dxa" w:w="2339"/>
+            <w:shd w:fill="D9E2F3" w:val="clear"/>
+          </w:tcPr>
+          <w:p>
+            <w:pPr>
+              <w:jc w:val="left"/>
+            </w:pPr>
+            <w:r/>
+            <w:r>
+              <w:rPr>
+                <w:sz w:val="18"/>
+              </w:rPr>
+              <w:t>На надёжность</w:t>
+            </w:r>
+          </w:p>
+        </w:tc>
+        <w:tc>
+          <w:tcPr>
+            <w:tcW w:type="dxa" w:w="2339"/>
+            <w:shd w:fill="D9E2F3" w:val="clear"/>
+          </w:tcPr>
+          <w:p>
+            <w:pPr>
+              <w:jc w:val="left"/>
+            </w:pPr>
+            <w:r/>
+            <w:r>
+              <w:rPr>
+                <w:sz w:val="18"/>
+              </w:rPr>
+              <w:t>Определение наработки на отказ</w:t>
+            </w:r>
+          </w:p>
+        </w:tc>
+        <w:tc>
+          <w:tcPr>
+            <w:tcW w:type="dxa" w:w="2339"/>
+            <w:shd w:fill="D9E2F3" w:val="clear"/>
+          </w:tcPr>
+          <w:p>
+            <w:pPr>
+              <w:jc w:val="left"/>
+            </w:pPr>
+            <w:r/>
+            <w:r>
+              <w:rPr>
+                <w:sz w:val="18"/>
+              </w:rPr>
+              <w:t>Длительные испытания</w:t>
+            </w:r>
+          </w:p>
+        </w:tc>
+        <w:tc>
+          <w:tcPr>
+            <w:tcW w:type="dxa" w:w="2339"/>
+            <w:shd w:fill="D9E2F3" w:val="clear"/>
+          </w:tcPr>
+          <w:p>
+            <w:pPr>
+              <w:jc w:val="left"/>
+            </w:pPr>
+            <w:r/>
+            <w:r>
+              <w:rPr>
+                <w:sz w:val="18"/>
+              </w:rPr>
+              <w:t>Протокол</w:t>
+            </w:r>
+          </w:p>
+        </w:tc>
+      </w:tr>
+      <w:tr>
+        <w:tc>
+          <w:tcPr>
+            <w:tcW w:type="dxa" w:w="2339"/>
+          </w:tcPr>
+          <w:p>
+            <w:pPr>
+              <w:jc w:val="left"/>
+            </w:pPr>
+            <w:r/>
+            <w:r>
+              <w:rPr>
+                <w:sz w:val="18"/>
+              </w:rPr>
+              <w:t>Климатические</w:t>
+            </w:r>
+          </w:p>
+        </w:tc>
+        <w:tc>
+          <w:tcPr>
+            <w:tcW w:type="dxa" w:w="2339"/>
+          </w:tcPr>
+          <w:p>
+            <w:pPr>
+              <w:jc w:val="left"/>
+            </w:pPr>
+            <w:r/>
+            <w:r>
+              <w:rPr>
+                <w:sz w:val="18"/>
+              </w:rPr>
+              <w:t>Проверка работы при t° и влажности</w:t>
+            </w:r>
+          </w:p>
+        </w:tc>
+        <w:tc>
+          <w:tcPr>
+            <w:tcW w:type="dxa" w:w="2339"/>
+          </w:tcPr>
+          <w:p>
+            <w:pPr>
+              <w:jc w:val="left"/>
+            </w:pPr>
+            <w:r/>
+            <w:r>
+              <w:rPr>
+                <w:sz w:val="18"/>
+              </w:rPr>
+              <w:t>Камеры тепла/холода</w:t>
+            </w:r>
+          </w:p>
+        </w:tc>
+        <w:tc>
+          <w:tcPr>
+            <w:tcW w:type="dxa" w:w="2339"/>
+          </w:tcPr>
+          <w:p>
+            <w:pPr>
+              <w:jc w:val="left"/>
+            </w:pPr>
+            <w:r/>
+            <w:r>
+              <w:rPr>
+                <w:sz w:val="18"/>
+              </w:rPr>
+              <w:t>Протокол</w:t>
+            </w:r>
+          </w:p>
+        </w:tc>
+      </w:tr>
+    </w:tbl>
+    <w:tbl>
+      <w:tblPr>
+        <w:tblStyle w:val="TableGrid"/>
+        <w:tblW w:type="auto" w:w="0"/>
+        <w:jc w:val="center"/>
+        <w:tblLook w:firstColumn="1" w:firstRow="1" w:lastColumn="0" w:lastRow="0" w:noHBand="0" w:noVBand="1" w:val="04A0"/>
+      </w:tblPr>
+      <w:tblGrid>
+        <w:gridCol w:w="2339"/>
+        <w:gridCol w:w="2339"/>
+        <w:gridCol w:w="2339"/>
+        <w:gridCol w:w="2339"/>
+      </w:tblGrid>
+      <w:tr>
+        <w:tc>
+          <w:tcPr>
+            <w:tcW w:type="dxa" w:w="2339"/>
+            <w:shd w:fill="4472C4" w:val="clear"/>
+          </w:tcPr>
+          <w:p>
+            <w:pPr>
+              <w:jc w:val="center"/>
+            </w:pPr>
+            <w:r/>
+            <w:r>
+              <w:rPr>
+                <w:b/>
+                <w:color w:val="FFFFFF"/>
+                <w:sz w:val="18"/>
+              </w:rPr>
+              <w:t>Испытательное давление</w:t>
+            </w:r>
+          </w:p>
+        </w:tc>
+        <w:tc>
+          <w:tcPr>
+            <w:tcW w:type="dxa" w:w="2339"/>
+            <w:shd w:fill="4472C4" w:val="clear"/>
+          </w:tcPr>
+          <w:p>
+            <w:pPr>
+              <w:jc w:val="center"/>
+            </w:pPr>
+            <w:r/>
+            <w:r>
+              <w:rPr>
+                <w:b/>
+                <w:color w:val="FFFFFF"/>
+                <w:sz w:val="18"/>
+              </w:rPr>
+              <w:t>Среда</w:t>
+            </w:r>
+          </w:p>
+        </w:tc>
+        <w:tc>
+          <w:tcPr>
+            <w:tcW w:type="dxa" w:w="2339"/>
+            <w:shd w:fill="4472C4" w:val="clear"/>
+          </w:tcPr>
+          <w:p>
+            <w:pPr>
+              <w:jc w:val="center"/>
+            </w:pPr>
+            <w:r/>
+            <w:r>
+              <w:rPr>
+                <w:b/>
+                <w:color w:val="FFFFFF"/>
+                <w:sz w:val="18"/>
+              </w:rPr>
+              <w:t>Время выдержки</w:t>
+            </w:r>
+          </w:p>
+        </w:tc>
+        <w:tc>
+          <w:tcPr>
+            <w:tcW w:type="dxa" w:w="2339"/>
+            <w:shd w:fill="4472C4" w:val="clear"/>
+          </w:tcPr>
+          <w:p>
+            <w:pPr>
+              <w:jc w:val="center"/>
+            </w:pPr>
+            <w:r/>
+            <w:r>
+              <w:rPr>
+                <w:b/>
+                <w:color w:val="FFFFFF"/>
+                <w:sz w:val="18"/>
+              </w:rPr>
+              <w:t>Критерий</w:t>
+            </w:r>
+          </w:p>
+        </w:tc>
+      </w:tr>
+      <w:tr>
+        <w:tc>
+          <w:tcPr>
+            <w:tcW w:type="dxa" w:w="2339"/>
+            <w:shd w:fill="D9E2F3" w:val="clear"/>
+          </w:tcPr>
+          <w:p>
+            <w:pPr>
+              <w:jc w:val="left"/>
+            </w:pPr>
+            <w:r/>
+            <w:r>
+              <w:rPr>
+                <w:sz w:val="18"/>
+              </w:rPr>
+              <w:t>1,25 × рабочее</w:t>
+            </w:r>
+          </w:p>
+        </w:tc>
+        <w:tc>
+          <w:tcPr>
+            <w:tcW w:type="dxa" w:w="2339"/>
+            <w:shd w:fill="D9E2F3" w:val="clear"/>
+          </w:tcPr>
+          <w:p>
+            <w:pPr>
+              <w:jc w:val="left"/>
+            </w:pPr>
+            <w:r/>
+            <w:r>
+              <w:rPr>
+                <w:sz w:val="18"/>
+              </w:rPr>
+              <w:t>Вода (гидро)</w:t>
+            </w:r>
+          </w:p>
+        </w:tc>
+        <w:tc>
+          <w:tcPr>
+            <w:tcW w:type="dxa" w:w="2339"/>
+            <w:shd w:fill="D9E2F3" w:val="clear"/>
+          </w:tcPr>
+          <w:p>
+            <w:pPr>
+              <w:jc w:val="left"/>
+            </w:pPr>
+            <w:r/>
+            <w:r>
+              <w:rPr>
+                <w:sz w:val="18"/>
+              </w:rPr>
+              <w:t>10 мин</w:t>
+            </w:r>
+          </w:p>
+        </w:tc>
+        <w:tc>
+          <w:tcPr>
+            <w:tcW w:type="dxa" w:w="2339"/>
+            <w:shd w:fill="D9E2F3" w:val="clear"/>
+          </w:tcPr>
+          <w:p>
+            <w:pPr>
+              <w:jc w:val="left"/>
+            </w:pPr>
+            <w:r/>
+            <w:r>
+              <w:rPr>
+                <w:sz w:val="18"/>
+              </w:rPr>
+              <w:t>ΔP ≤ 0,5%, нет утечек</w:t>
+            </w:r>
+          </w:p>
+        </w:tc>
+      </w:tr>
+      <w:tr>
+        <w:tc>
+          <w:tcPr>
+            <w:tcW w:type="dxa" w:w="2339"/>
+          </w:tcPr>
+          <w:p>
+            <w:pPr>
+              <w:jc w:val="left"/>
+            </w:pPr>
+            <w:r/>
+            <w:r>
+              <w:rPr>
+                <w:sz w:val="18"/>
+              </w:rPr>
+              <w:t>1,25 × рабочее</w:t>
+            </w:r>
+          </w:p>
+        </w:tc>
+        <w:tc>
+          <w:tcPr>
+            <w:tcW w:type="dxa" w:w="2339"/>
+          </w:tcPr>
+          <w:p>
+            <w:pPr>
+              <w:jc w:val="left"/>
+            </w:pPr>
+            <w:r/>
+            <w:r>
+              <w:rPr>
+                <w:sz w:val="18"/>
+              </w:rPr>
+              <w:t>Воздух (пневмо)</w:t>
+            </w:r>
+          </w:p>
+        </w:tc>
+        <w:tc>
+          <w:tcPr>
+            <w:tcW w:type="dxa" w:w="2339"/>
+          </w:tcPr>
+          <w:p>
+            <w:pPr>
+              <w:jc w:val="left"/>
+            </w:pPr>
+            <w:r/>
+            <w:r>
+              <w:rPr>
+                <w:sz w:val="18"/>
+              </w:rPr>
+              <w:t>10 мин</w:t>
+            </w:r>
+          </w:p>
+        </w:tc>
+        <w:tc>
+          <w:tcPr>
+            <w:tcW w:type="dxa" w:w="2339"/>
+          </w:tcPr>
+          <w:p>
+            <w:pPr>
+              <w:jc w:val="left"/>
+            </w:pPr>
+            <w:r/>
+            <w:r>
+              <w:rPr>
+                <w:sz w:val="18"/>
+              </w:rPr>
+              <w:t>ΔP ≤ 1%, нет утечек</w:t>
+            </w:r>
+          </w:p>
+        </w:tc>
+      </w:tr>
+      <w:tr>
+        <w:tc>
+          <w:tcPr>
+            <w:tcW w:type="dxa" w:w="2339"/>
+            <w:shd w:fill="D9E2F3" w:val="clear"/>
+          </w:tcPr>
+          <w:p>
+            <w:pPr>
+              <w:jc w:val="left"/>
+            </w:pPr>
+            <w:r/>
+            <w:r>
+              <w:rPr>
+                <w:sz w:val="18"/>
+              </w:rPr>
+              <w:t>Рабочее давление</w:t>
+            </w:r>
+          </w:p>
+        </w:tc>
+        <w:tc>
+          <w:tcPr>
+            <w:tcW w:type="dxa" w:w="2339"/>
+            <w:shd w:fill="D9E2F3" w:val="clear"/>
+          </w:tcPr>
+          <w:p>
+            <w:pPr>
+              <w:jc w:val="left"/>
+            </w:pPr>
+            <w:r/>
+            <w:r>
+              <w:rPr>
+                <w:sz w:val="18"/>
+              </w:rPr>
+              <w:t>Вода/воздух</w:t>
+            </w:r>
+          </w:p>
+        </w:tc>
+        <w:tc>
+          <w:tcPr>
+            <w:tcW w:type="dxa" w:w="2339"/>
+            <w:shd w:fill="D9E2F3" w:val="clear"/>
+          </w:tcPr>
+          <w:p>
+            <w:pPr>
+              <w:jc w:val="left"/>
+            </w:pPr>
+            <w:r/>
+            <w:r>
+              <w:rPr>
+                <w:sz w:val="18"/>
+              </w:rPr>
+              <w:t>Осмотр</w:t>
+            </w:r>
+          </w:p>
+        </w:tc>
+        <w:tc>
+          <w:tcPr>
+            <w:tcW w:type="dxa" w:w="2339"/>
+            <w:shd w:fill="D9E2F3" w:val="clear"/>
+          </w:tcPr>
+          <w:p>
+            <w:pPr>
+              <w:jc w:val="left"/>
+            </w:pPr>
+            <w:r/>
+            <w:r>
+              <w:rPr>
+                <w:sz w:val="18"/>
+              </w:rPr>
+              <w:t>Мыльная эмульсия — нет пузырей</w:t>
+            </w:r>
+          </w:p>
+        </w:tc>
+      </w:tr>
+      <w:tr>
+        <w:tc>
+          <w:tcPr>
+            <w:tcW w:type="dxa" w:w="2339"/>
+          </w:tcPr>
+          <w:p>
+            <w:pPr>
+              <w:jc w:val="left"/>
+            </w:pPr>
+            <w:r/>
+            <w:r>
+              <w:rPr>
+                <w:sz w:val="18"/>
+              </w:rPr>
+              <w:t>Вакуум 0,08 МПа</w:t>
+            </w:r>
+          </w:p>
+        </w:tc>
+        <w:tc>
+          <w:tcPr>
+            <w:tcW w:type="dxa" w:w="2339"/>
+          </w:tcPr>
+          <w:p>
+            <w:pPr>
+              <w:jc w:val="left"/>
+            </w:pPr>
+            <w:r/>
+            <w:r>
+              <w:rPr>
+                <w:sz w:val="18"/>
+              </w:rPr>
+              <w:t>Воздух</w:t>
+            </w:r>
+          </w:p>
+        </w:tc>
+        <w:tc>
+          <w:tcPr>
+            <w:tcW w:type="dxa" w:w="2339"/>
+          </w:tcPr>
+          <w:p>
+            <w:pPr>
+              <w:jc w:val="left"/>
+            </w:pPr>
+            <w:r/>
+            <w:r>
+              <w:rPr>
+                <w:sz w:val="18"/>
+              </w:rPr>
+              <w:t>15 мин</w:t>
+            </w:r>
+          </w:p>
+        </w:tc>
+        <w:tc>
+          <w:tcPr>
+            <w:tcW w:type="dxa" w:w="2339"/>
+          </w:tcPr>
+          <w:p>
+            <w:pPr>
+              <w:jc w:val="left"/>
+            </w:pPr>
+            <w:r/>
+            <w:r>
+              <w:rPr>
+                <w:sz w:val="18"/>
+              </w:rPr>
+              <w:t>ΔP ≤ 0,5 кПа</w:t>
+            </w:r>
+          </w:p>
+        </w:tc>
+      </w:tr>
+    </w:tbl>
+    <w:p>
+      <w:pPr>
+        <w:jc w:val="center"/>
+      </w:pPr>
+    </w:p>
+    <w:p>
+      <w:pPr>
+        <w:jc w:val="center"/>
+      </w:pPr>
+      <w:r>
+        <w:rPr>
+          <w:i/>
+        </w:rPr>
+        <w:t xml:space="preserve">Рисунок 1. Виды испытаний КИПиА и их средняя продолжительность</w:t>
+      </w:r>
+    </w:p>
+    <w:p>
+      <w:pPr>
+        <w:spacing w:line="360" w:lineRule="auto" w:before="240" w:after="80"/>
+        <w:jc w:val="left"/>
+      </w:pPr>
+      <w:r>
+        <w:rPr>
+          <w:rFonts w:ascii="Times New Roman" w:hAnsi="Times New Roman"/>
+          <w:b/>
+          <w:sz w:val="28"/>
+          <w:rFonts w:ascii="Times New Roman" w:hAnsi="Times New Roman" w:cs="Times New Roman"/>
+        </w:rPr>
+        <w:t>Вопросы для повторения (Лекция 1):</w:t>
+      </w:r>
+    </w:p>
     <w:sectPr>
       <w:pgSz w:w="11906" w:h="16838"/>
       <w:pgMar w:top="1134" w:right="850" w:bottom="1134" w:left="1701" w:header="720" w:footer="720" w:gutter="0"/>
